--- a/ProjectReport/RecruitIQ_Project_Proposal.docx
+++ b/ProjectReport/RecruitIQ_Project_Proposal.docx
@@ -5,48 +5,12 @@
     <w:p>
       <w:pPr>
         <w:pStyle w:val="Title"/>
-        <w:ind w:left="720" w:firstLine="720"/>
+        <w:jc w:val="center"/>
         <w:rPr>
-          <w:sz w:val="72"/>
-          <w:szCs w:val="72"/>
-        </w:rPr>
-      </w:pPr>
-    </w:p>
-    <w:p>
-      <w:pPr>
-        <w:pStyle w:val="Title"/>
-        <w:ind w:left="720" w:firstLine="720"/>
-        <w:rPr>
-          <w:sz w:val="72"/>
-          <w:szCs w:val="72"/>
-        </w:rPr>
-      </w:pPr>
-    </w:p>
-    <w:p>
-      <w:pPr>
-        <w:pStyle w:val="Title"/>
-        <w:ind w:left="720" w:firstLine="720"/>
-        <w:rPr>
-          <w:sz w:val="72"/>
-          <w:szCs w:val="72"/>
-        </w:rPr>
-      </w:pPr>
-    </w:p>
-    <w:p>
-      <w:pPr>
-        <w:pStyle w:val="Title"/>
-        <w:ind w:left="720" w:firstLine="720"/>
-        <w:rPr>
-          <w:sz w:val="72"/>
-          <w:szCs w:val="72"/>
-        </w:rPr>
-      </w:pPr>
-    </w:p>
-    <w:p>
-      <w:pPr>
-        <w:pStyle w:val="Title"/>
-        <w:ind w:left="720" w:firstLine="720"/>
-        <w:rPr>
+          <w:rStyle w:val="BookTitle"/>
+          <w:b w:val="0"/>
+          <w:bCs w:val="0"/>
+          <w:smallCaps w:val="0"/>
           <w:sz w:val="72"/>
           <w:szCs w:val="72"/>
         </w:rPr>
@@ -61,28 +25,83 @@
     </w:p>
     <w:p>
       <w:pPr>
-        <w:pStyle w:val="Title"/>
-        <w:ind w:left="1440" w:firstLine="720"/>
+        <w:pStyle w:val="Heading1"/>
+        <w:jc w:val="center"/>
+        <w:rPr>
+          <w:rStyle w:val="BookTitle"/>
+          <w:b/>
+          <w:bCs/>
+          <w:sz w:val="44"/>
+          <w:szCs w:val="44"/>
+          <w:u w:val="single"/>
+        </w:rPr>
+      </w:pPr>
+    </w:p>
+    <w:p>
+      <w:pPr>
+        <w:pStyle w:val="Heading1"/>
+        <w:jc w:val="center"/>
         <w:rPr>
           <w:rStyle w:val="IntenseEmphasis"/>
-          <w:b w:val="0"/>
-          <w:bCs w:val="0"/>
+          <w:b/>
+          <w:bCs/>
           <w:i w:val="0"/>
           <w:iCs w:val="0"/>
           <w:color w:val="17365D" w:themeColor="text2" w:themeShade="BF"/>
+          <w:sz w:val="44"/>
+          <w:szCs w:val="44"/>
+          <w:u w:val="single"/>
         </w:rPr>
       </w:pPr>
       <w:r>
         <w:rPr>
           <w:rStyle w:val="BookTitle"/>
+          <w:b/>
+          <w:bCs/>
+          <w:sz w:val="44"/>
+          <w:szCs w:val="44"/>
+          <w:u w:val="single"/>
         </w:rPr>
-        <w:t>RecruitIQ.ai</w:t>
+        <w:br/>
+      </w:r>
+      <w:r>
+        <w:rPr>
+          <w:rStyle w:val="BookTitle"/>
+          <w:b/>
+          <w:bCs/>
+          <w:sz w:val="44"/>
+          <w:szCs w:val="44"/>
+          <w:u w:val="single"/>
+        </w:rPr>
+        <w:br/>
+      </w:r>
+      <w:r>
+        <w:rPr>
+          <w:rStyle w:val="BookTitle"/>
+          <w:b/>
+          <w:bCs/>
+          <w:sz w:val="44"/>
+          <w:szCs w:val="44"/>
+          <w:u w:val="single"/>
+        </w:rPr>
+        <w:t>RecruitIQ.</w:t>
+      </w:r>
+      <w:r>
+        <w:rPr>
+          <w:rStyle w:val="BookTitle"/>
+          <w:b/>
+          <w:bCs/>
+          <w:sz w:val="44"/>
+          <w:szCs w:val="44"/>
+          <w:u w:val="single"/>
+        </w:rPr>
+        <w:t>AI</w:t>
       </w:r>
     </w:p>
     <w:p>
       <w:pPr>
         <w:pStyle w:val="Heading1"/>
-        <w:ind w:left="2160"/>
+        <w:jc w:val="center"/>
         <w:rPr>
           <w:sz w:val="36"/>
           <w:szCs w:val="36"/>
@@ -93,21 +112,7 @@
           <w:sz w:val="36"/>
           <w:szCs w:val="36"/>
         </w:rPr>
-        <w:t xml:space="preserve">Intelligent CV Recommendation and </w:t>
-      </w:r>
-      <w:r>
-        <w:rPr>
-          <w:sz w:val="36"/>
-          <w:szCs w:val="36"/>
-        </w:rPr>
-        <w:t xml:space="preserve">   </w:t>
-      </w:r>
-      <w:r>
-        <w:rPr>
-          <w:sz w:val="36"/>
-          <w:szCs w:val="36"/>
-        </w:rPr>
-        <w:t xml:space="preserve">Candidate </w:t>
+        <w:t xml:space="preserve">Intelligent CV Recommendation and Candidate </w:t>
       </w:r>
       <w:r>
         <w:rPr>
@@ -128,117 +133,14 @@
       <w:pPr>
         <w:pStyle w:val="Heading1"/>
       </w:pPr>
-      <w:r>
-        <w:t>Table of Contents</w:t>
-      </w:r>
     </w:p>
+    <w:p/>
+    <w:p/>
+    <w:p/>
     <w:p>
       <w:pPr>
-        <w:pStyle w:val="ListParagraph"/>
-        <w:numPr>
-          <w:ilvl w:val="0"/>
-          <w:numId w:val="10"/>
-        </w:numPr>
-      </w:pPr>
-      <w:r>
-        <w:t>Project Overview</w:t>
-      </w:r>
-    </w:p>
-    <w:p>
-      <w:pPr>
-        <w:pStyle w:val="ListParagraph"/>
-        <w:numPr>
-          <w:ilvl w:val="0"/>
-          <w:numId w:val="10"/>
-        </w:numPr>
-      </w:pPr>
-      <w:r>
-        <w:t>Objectives</w:t>
-      </w:r>
-    </w:p>
-    <w:p>
-      <w:pPr>
-        <w:pStyle w:val="ListParagraph"/>
-        <w:numPr>
-          <w:ilvl w:val="0"/>
-          <w:numId w:val="10"/>
-        </w:numPr>
-      </w:pPr>
-      <w:r>
-        <w:t>Key Features</w:t>
-      </w:r>
-    </w:p>
-    <w:p>
-      <w:pPr>
-        <w:pStyle w:val="ListParagraph"/>
-        <w:numPr>
-          <w:ilvl w:val="0"/>
-          <w:numId w:val="10"/>
-        </w:numPr>
-      </w:pPr>
-      <w:r>
-        <w:t>Scope &amp; Deliverables</w:t>
-      </w:r>
-    </w:p>
-    <w:p>
-      <w:pPr>
-        <w:pStyle w:val="ListParagraph"/>
-        <w:numPr>
-          <w:ilvl w:val="0"/>
-          <w:numId w:val="10"/>
-        </w:numPr>
-      </w:pPr>
-      <w:r>
-        <w:t>Full System Architecture</w:t>
-      </w:r>
-    </w:p>
-    <w:p>
-      <w:pPr>
-        <w:pStyle w:val="ListParagraph"/>
-        <w:numPr>
-          <w:ilvl w:val="0"/>
-          <w:numId w:val="10"/>
-        </w:numPr>
-      </w:pPr>
-      <w:r>
-        <w:t>Timeline &amp; Milestones</w:t>
-      </w:r>
-    </w:p>
-    <w:p>
-      <w:pPr>
-        <w:pStyle w:val="ListParagraph"/>
-        <w:numPr>
-          <w:ilvl w:val="0"/>
-          <w:numId w:val="10"/>
-        </w:numPr>
-      </w:pPr>
-      <w:r>
-        <w:t>Stakeholders &amp; Roles</w:t>
-      </w:r>
-    </w:p>
-    <w:p>
-      <w:pPr>
-        <w:pStyle w:val="ListParagraph"/>
-        <w:numPr>
-          <w:ilvl w:val="0"/>
-          <w:numId w:val="10"/>
-        </w:numPr>
-      </w:pPr>
-      <w:r>
-        <w:t>Additional Notes</w:t>
-      </w:r>
-    </w:p>
-    <w:p>
-      <w:pPr>
-        <w:pStyle w:val="ListParagraph"/>
-        <w:numPr>
-          <w:ilvl w:val="0"/>
-          <w:numId w:val="10"/>
-        </w:numPr>
-      </w:pPr>
-      <w:r>
-        <w:t>Summary</w:t>
-      </w:r>
+        <w:pStyle w:val="Heading1"/>
+      </w:pPr>
     </w:p>
     <w:p/>
     <w:p/>
@@ -246,17 +148,153 @@
     <w:p/>
     <w:p/>
     <w:p/>
+    <w:p/>
     <w:p>
       <w:pPr>
         <w:pStyle w:val="Heading1"/>
       </w:pPr>
       <w:r>
-        <w:t>1. Project Overview</w:t>
+        <w:lastRenderedPageBreak/>
+        <w:t>Table of Contents</w:t>
       </w:r>
     </w:p>
     <w:p>
-      <w:r>
-        <w:t>RecruitIQ.ai is an innovative recruitment assistant designed to transform the candidate screening process by leveraging Large Language Models (LLMs) and Retrieval-Augmented Generation (RAG). By automating the analysis of CVs and matching candidates against job descriptions, RecruitIQ.ai streamlines recruitment workflows, providing HR teams with consistent, fair, and data-driven candidate rankings supported by explainable reasoning.</w:t>
+      <w:pPr>
+        <w:pStyle w:val="ListParagraph"/>
+        <w:numPr>
+          <w:ilvl w:val="0"/>
+          <w:numId w:val="10"/>
+        </w:numPr>
+      </w:pPr>
+      <w:r>
+        <w:t>Project Overview</w:t>
+      </w:r>
+    </w:p>
+    <w:p>
+      <w:pPr>
+        <w:pStyle w:val="ListParagraph"/>
+        <w:numPr>
+          <w:ilvl w:val="0"/>
+          <w:numId w:val="10"/>
+        </w:numPr>
+      </w:pPr>
+      <w:r>
+        <w:t>Objectives</w:t>
+      </w:r>
+    </w:p>
+    <w:p>
+      <w:pPr>
+        <w:pStyle w:val="ListParagraph"/>
+        <w:numPr>
+          <w:ilvl w:val="0"/>
+          <w:numId w:val="10"/>
+        </w:numPr>
+      </w:pPr>
+      <w:r>
+        <w:t>Key Features</w:t>
+      </w:r>
+    </w:p>
+    <w:p>
+      <w:pPr>
+        <w:pStyle w:val="ListParagraph"/>
+        <w:numPr>
+          <w:ilvl w:val="0"/>
+          <w:numId w:val="10"/>
+        </w:numPr>
+      </w:pPr>
+      <w:r>
+        <w:t>Scope &amp; Deliverables</w:t>
+      </w:r>
+    </w:p>
+    <w:p>
+      <w:pPr>
+        <w:pStyle w:val="ListParagraph"/>
+        <w:numPr>
+          <w:ilvl w:val="0"/>
+          <w:numId w:val="10"/>
+        </w:numPr>
+      </w:pPr>
+      <w:r>
+        <w:t>Full System Architecture</w:t>
+      </w:r>
+    </w:p>
+    <w:p>
+      <w:pPr>
+        <w:pStyle w:val="ListParagraph"/>
+        <w:numPr>
+          <w:ilvl w:val="0"/>
+          <w:numId w:val="10"/>
+        </w:numPr>
+      </w:pPr>
+      <w:r>
+        <w:t>Timeline &amp; Milestones</w:t>
+      </w:r>
+    </w:p>
+    <w:p>
+      <w:pPr>
+        <w:pStyle w:val="ListParagraph"/>
+        <w:numPr>
+          <w:ilvl w:val="0"/>
+          <w:numId w:val="10"/>
+        </w:numPr>
+      </w:pPr>
+      <w:r>
+        <w:t>Stakeholders &amp; Roles</w:t>
+      </w:r>
+    </w:p>
+    <w:p>
+      <w:pPr>
+        <w:pStyle w:val="ListParagraph"/>
+        <w:numPr>
+          <w:ilvl w:val="0"/>
+          <w:numId w:val="10"/>
+        </w:numPr>
+      </w:pPr>
+      <w:r>
+        <w:t>Tech Stacks</w:t>
+      </w:r>
+    </w:p>
+    <w:p>
+      <w:pPr>
+        <w:pStyle w:val="ListParagraph"/>
+        <w:numPr>
+          <w:ilvl w:val="0"/>
+          <w:numId w:val="10"/>
+        </w:numPr>
+      </w:pPr>
+      <w:r>
+        <w:t>Additional Notes</w:t>
+      </w:r>
+    </w:p>
+    <w:p>
+      <w:pPr>
+        <w:pStyle w:val="ListParagraph"/>
+        <w:numPr>
+          <w:ilvl w:val="0"/>
+          <w:numId w:val="10"/>
+        </w:numPr>
+      </w:pPr>
+      <w:r>
+        <w:t>Summary</w:t>
+      </w:r>
+    </w:p>
+    <w:p>
+      <w:pPr>
+        <w:pStyle w:val="Heading1"/>
+      </w:pPr>
+      <w:r>
+        <w:t>1. Project Overview</w:t>
+      </w:r>
+    </w:p>
+    <w:p>
+      <w:r>
+        <w:t xml:space="preserve">RecruitIQ.ai is an innovative recruitment assistant designed to transform the candidate screening process by leveraging Large Language Models (LLMs) and Retrieval-Augmented Generation (RAG). By automating the analysis of CVs and matching candidates against job descriptions, RecruitIQ.ai streamlines recruitment workflows, providing HR teams with consistent, </w:t>
+      </w:r>
+      <w:r>
+        <w:t>reliable</w:t>
+      </w:r>
+      <w:r>
+        <w:t>, and data-driven candidate rankings supported by explainable reasoning.</w:t>
       </w:r>
       <w:r>
         <w:br/>
@@ -356,10 +394,18 @@
           <w:b/>
           <w:bCs/>
         </w:rPr>
-        <w:t>Semantic Matching of CVs and Job Descripti</w:t>
-      </w:r>
-      <w:r>
-        <w:t>ons: Use NLP and LLM techniques to understand and compare qualifications contextually.</w:t>
+        <w:lastRenderedPageBreak/>
+        <w:t xml:space="preserve">Semantic Matching of CVs and Job </w:t>
+      </w:r>
+      <w:r>
+        <w:rPr>
+          <w:b/>
+          <w:bCs/>
+        </w:rPr>
+        <w:t>Descriptions</w:t>
+      </w:r>
+      <w:r>
+        <w:t>: Use NLP and LLM techniques to understand and compare qualifications contextually.</w:t>
       </w:r>
     </w:p>
     <w:p>
@@ -427,7 +473,6 @@
         <w:pStyle w:val="Heading1"/>
       </w:pPr>
       <w:r>
-        <w:lastRenderedPageBreak/>
         <w:t>3. Key Features</w:t>
       </w:r>
     </w:p>
@@ -610,6 +655,142 @@
     </w:p>
     <w:p>
       <w:pPr>
+        <w:pStyle w:val="whitespace-normal"/>
+        <w:numPr>
+          <w:ilvl w:val="0"/>
+          <w:numId w:val="14"/>
+        </w:numPr>
+        <w:rPr>
+          <w:color w:val="000000"/>
+        </w:rPr>
+      </w:pPr>
+      <w:r>
+        <w:rPr>
+          <w:rStyle w:val="Strong"/>
+          <w:color w:val="000000"/>
+        </w:rPr>
+        <w:t>Rule Engine</w:t>
+      </w:r>
+      <w:r>
+        <w:rPr>
+          <w:rStyle w:val="apple-converted-space"/>
+          <w:color w:val="000000"/>
+        </w:rPr>
+        <w:t> </w:t>
+      </w:r>
+      <w:r>
+        <w:rPr>
+          <w:color w:val="000000"/>
+        </w:rPr>
+        <w:t>→ hand-crafted expert rules</w:t>
+      </w:r>
+    </w:p>
+    <w:p>
+      <w:pPr>
+        <w:pStyle w:val="whitespace-normal"/>
+        <w:numPr>
+          <w:ilvl w:val="0"/>
+          <w:numId w:val="14"/>
+        </w:numPr>
+        <w:rPr>
+          <w:color w:val="000000"/>
+        </w:rPr>
+      </w:pPr>
+      <w:r>
+        <w:rPr>
+          <w:rStyle w:val="Strong"/>
+          <w:color w:val="000000"/>
+        </w:rPr>
+        <w:lastRenderedPageBreak/>
+        <w:t>Semantic NLP</w:t>
+      </w:r>
+      <w:r>
+        <w:rPr>
+          <w:rStyle w:val="apple-converted-space"/>
+          <w:color w:val="000000"/>
+        </w:rPr>
+        <w:t> </w:t>
+      </w:r>
+      <w:r>
+        <w:rPr>
+          <w:color w:val="000000"/>
+        </w:rPr>
+        <w:t>→ BERT embeddings for similarity</w:t>
+      </w:r>
+    </w:p>
+    <w:p>
+      <w:pPr>
+        <w:pStyle w:val="whitespace-normal"/>
+        <w:numPr>
+          <w:ilvl w:val="0"/>
+          <w:numId w:val="14"/>
+        </w:numPr>
+        <w:rPr>
+          <w:color w:val="000000"/>
+        </w:rPr>
+      </w:pPr>
+      <w:r>
+        <w:rPr>
+          <w:rStyle w:val="Strong"/>
+          <w:color w:val="000000"/>
+        </w:rPr>
+        <w:t>GA</w:t>
+      </w:r>
+      <w:r>
+        <w:rPr>
+          <w:rStyle w:val="apple-converted-space"/>
+          <w:color w:val="000000"/>
+        </w:rPr>
+        <w:t> </w:t>
+      </w:r>
+      <w:r>
+        <w:rPr>
+          <w:color w:val="000000"/>
+        </w:rPr>
+        <w:t>→ weight optimization</w:t>
+      </w:r>
+    </w:p>
+    <w:p>
+      <w:pPr>
+        <w:pStyle w:val="whitespace-normal"/>
+        <w:numPr>
+          <w:ilvl w:val="0"/>
+          <w:numId w:val="14"/>
+        </w:numPr>
+        <w:rPr>
+          <w:color w:val="000000"/>
+        </w:rPr>
+      </w:pPr>
+      <w:r>
+        <w:rPr>
+          <w:rStyle w:val="Strong"/>
+          <w:color w:val="000000"/>
+        </w:rPr>
+        <w:t>LLM</w:t>
+      </w:r>
+      <w:r>
+        <w:rPr>
+          <w:rStyle w:val="apple-converted-space"/>
+          <w:color w:val="000000"/>
+        </w:rPr>
+        <w:t> </w:t>
+      </w:r>
+      <w:r>
+        <w:rPr>
+          <w:color w:val="000000"/>
+        </w:rPr>
+        <w:t>→ natural language justification</w:t>
+      </w:r>
+    </w:p>
+    <w:p>
+      <w:pPr>
+        <w:rPr>
+          <w:lang w:val="en-SG"/>
+        </w:rPr>
+      </w:pPr>
+    </w:p>
+    <w:p>
+      <w:pPr>
         <w:rPr>
           <w:lang w:val="en-SG"/>
         </w:rPr>
@@ -645,21 +826,7 @@
         <w:rPr>
           <w:lang w:val="en-SG"/>
         </w:rPr>
-        <w:t xml:space="preserve">, the system </w:t>
-      </w:r>
-      <w:proofErr w:type="gramStart"/>
-      <w:r>
-        <w:rPr>
-          <w:lang w:val="en-SG"/>
-        </w:rPr>
-        <w:t>can</w:t>
-      </w:r>
-      <w:proofErr w:type="gramEnd"/>
-      <w:r>
-        <w:rPr>
-          <w:lang w:val="en-SG"/>
-        </w:rPr>
-        <w:t xml:space="preserve"> infer suitability for roles requiring </w:t>
+        <w:t xml:space="preserve">, the system can infer suitability for roles requiring </w:t>
       </w:r>
       <w:r>
         <w:rPr>
@@ -681,45 +848,52 @@
         <w:pStyle w:val="Heading2"/>
       </w:pPr>
       <w:r>
-        <w:t>3.3 Semantic Matching (NLP Embeddings)</w:t>
+        <w:t>3.</w:t>
+      </w:r>
+      <w:r>
+        <w:t>3</w:t>
+      </w:r>
+      <w:r>
+        <w:t xml:space="preserve"> Business Resource Optimization</w:t>
       </w:r>
     </w:p>
     <w:p>
       <w:r>
-        <w:t>Traditional keyword matching fails when candidates describe skills differently. The system uses semantic embeddings to understand contextual similarity between job descriptions and resumes. For example, 'Python Developer' and 'Software Engineer (Python)' can be recognized as equivalent roles.</w:t>
+        <w:t>Recruiters have limited time to review candidates. This module optimizes which candidates should be reviewed first.</w:t>
       </w:r>
     </w:p>
     <w:p>
       <w:pPr>
-        <w:pStyle w:val="Heading2"/>
-      </w:pPr>
-      <w:r>
-        <w:t>3.4 LLM-Based Explanation Engine</w:t>
+        <w:pStyle w:val="Heading3"/>
+        <w:ind w:left="720"/>
+      </w:pPr>
+      <w:r>
+        <w:t>3.5.1 Informed Search (A* Ranking)</w:t>
       </w:r>
     </w:p>
     <w:p>
-      <w:r>
-        <w:t>The system generates natural language explanations describing why candidates were ranked in a particular order. Example:</w:t>
-      </w:r>
-      <w:r>
-        <w:br/>
-      </w:r>
-      <w:r>
-        <w:lastRenderedPageBreak/>
-        <w:t>“This candidate scored 87/100 because they possess 6 years of relevant experience, match 8 out of 10 required skills, and hold a Master's degree aligned with the role.”</w:t>
+      <w:pPr>
+        <w:ind w:left="720"/>
+      </w:pPr>
+      <w:r>
+        <w:t>Candidate ranking is treated as a search problem. The heuristic function uses the composite candidate score to guide ranking. This allows efficient prioritization and near‑optimal candidate ordering.</w:t>
       </w:r>
     </w:p>
     <w:p>
       <w:pPr>
-        <w:pStyle w:val="Heading2"/>
-      </w:pPr>
-      <w:r>
-        <w:t>3.5 Business Resource Optimization</w:t>
+        <w:pStyle w:val="Heading3"/>
+        <w:ind w:left="720"/>
+      </w:pPr>
+      <w:r>
+        <w:t>3.5.2 Genetic Algorithm for Weight Optimization</w:t>
       </w:r>
     </w:p>
     <w:p>
-      <w:r>
-        <w:t>Recruiters have limited time to review candidates. This module optimizes which candidates should be reviewed first.</w:t>
+      <w:pPr>
+        <w:ind w:left="720"/>
+      </w:pPr>
+      <w:r>
+        <w:t>Instead of manually choosing scoring weights, a genetic algorithm optimizes them based on historical data or recruiter feedback.</w:t>
       </w:r>
     </w:p>
     <w:p>
@@ -728,7 +902,7 @@
         <w:ind w:left="720"/>
       </w:pPr>
       <w:r>
-        <w:t>3.5.1 Informed Search (A* Ranking)</w:t>
+        <w:t>3.5.3 Multi‑Objective Optimization (NSGA‑II)</w:t>
       </w:r>
     </w:p>
     <w:p>
@@ -736,57 +910,108 @@
         <w:ind w:left="720"/>
       </w:pPr>
       <w:r>
-        <w:t>Candidate ranking is treated as a search problem. The heuristic function uses the composite candidate score to guide ranking. This allows efficient prioritization and near‑optimal candidate ordering.</w:t>
+        <w:t>Recruiters often balance multiple objectives such as skill match, experience, and candidate diversity. NSGA‑II generates a Pareto‑optimal set of candidates.</w:t>
       </w:r>
     </w:p>
     <w:p>
       <w:pPr>
-        <w:pStyle w:val="Heading3"/>
-        <w:ind w:left="720"/>
-      </w:pPr>
-      <w:r>
-        <w:t>3.5.2 Genetic Algorithm for Weight Optimization</w:t>
+        <w:pStyle w:val="Heading2"/>
+      </w:pPr>
+      <w:r>
+        <w:t>3.</w:t>
+      </w:r>
+      <w:r>
+        <w:t>4</w:t>
+      </w:r>
+      <w:r>
+        <w:t xml:space="preserve"> Semantic Matching (NLP Embeddings)</w:t>
       </w:r>
     </w:p>
     <w:p>
-      <w:pPr>
-        <w:ind w:left="720"/>
-      </w:pPr>
-      <w:r>
-        <w:t>Instead of manually choosing scoring weights, a genetic algorithm optimizes them based on historical data or recruiter feedback.</w:t>
+      <w:r>
+        <w:t>Traditional keyword matching fails when candidates describe skills differently. The system uses semantic embeddings to understand contextual similarity between job descriptions and resumes. For example, 'Python Developer' and 'Software Engineer (Python)' can be recognized as equivalent roles.</w:t>
       </w:r>
     </w:p>
     <w:p>
       <w:pPr>
-        <w:pStyle w:val="Heading3"/>
-        <w:ind w:left="720"/>
-      </w:pPr>
-      <w:r>
-        <w:t>3.5.3 Multi‑Objective Optimization (NSGA‑II)</w:t>
+        <w:pStyle w:val="Heading2"/>
+      </w:pPr>
+      <w:r>
+        <w:t>3.</w:t>
+      </w:r>
+      <w:r>
+        <w:t>5</w:t>
+      </w:r>
+      <w:r>
+        <w:t xml:space="preserve"> LLM-Based Explanation Engine</w:t>
       </w:r>
     </w:p>
     <w:p>
-      <w:pPr>
-        <w:ind w:left="720"/>
-      </w:pPr>
-      <w:r>
-        <w:t>Recruiters often balance multiple objectives such as skill match, experience, and candidate diversity. NSGA‑II generates a Pareto‑optimal set of candidates.</w:t>
+      <w:r>
+        <w:t>The system generates natural language explanations describing why candidates were ranked in a particular order. Example:</w:t>
+      </w:r>
+      <w:r>
+        <w:br/>
+        <w:t xml:space="preserve">“This candidate scored 87/100 because they possess 6 years of relevant experience, match 8 out of 10 required skills, and hold a </w:t>
+      </w:r>
+      <w:proofErr w:type="gramStart"/>
+      <w:r>
+        <w:t>Master's</w:t>
+      </w:r>
+      <w:proofErr w:type="gramEnd"/>
+      <w:r>
+        <w:t xml:space="preserve"> degree aligned with the role.”</w:t>
       </w:r>
     </w:p>
     <w:p>
-      <w:pPr>
-        <w:pStyle w:val="Heading1"/>
-      </w:pPr>
-      <w:r>
-        <w:t>4. Scope &amp; Deliverables</w:t>
+      <w:r>
+        <w:rPr>
+          <w:noProof/>
+        </w:rPr>
+        <w:lastRenderedPageBreak/>
+        <w:drawing>
+          <wp:inline distT="0" distB="0" distL="0" distR="0" wp14:anchorId="7EBBC355" wp14:editId="7B28A4E0">
+            <wp:extent cx="5486400" cy="5040630"/>
+            <wp:effectExtent l="0" t="0" r="0" b="1270"/>
+            <wp:docPr id="475238188" name="Picture 2" descr="A screenshot of a computer program&#10;&#10;AI-generated content may be incorrect."/>
+            <wp:cNvGraphicFramePr>
+              <a:graphicFrameLocks xmlns:a="http://schemas.openxmlformats.org/drawingml/2006/main" noChangeAspect="1"/>
+            </wp:cNvGraphicFramePr>
+            <a:graphic xmlns:a="http://schemas.openxmlformats.org/drawingml/2006/main">
+              <a:graphicData uri="http://schemas.openxmlformats.org/drawingml/2006/picture">
+                <pic:pic xmlns:pic="http://schemas.openxmlformats.org/drawingml/2006/picture">
+                  <pic:nvPicPr>
+                    <pic:cNvPr id="475238188" name="Picture 2" descr="A screenshot of a computer program&#10;&#10;AI-generated content may be incorrect."/>
+                    <pic:cNvPicPr/>
+                  </pic:nvPicPr>
+                  <pic:blipFill>
+                    <a:blip r:embed="rId6"/>
+                    <a:stretch>
+                      <a:fillRect/>
+                    </a:stretch>
+                  </pic:blipFill>
+                  <pic:spPr>
+                    <a:xfrm>
+                      <a:off x="0" y="0"/>
+                      <a:ext cx="5486400" cy="5040630"/>
+                    </a:xfrm>
+                    <a:prstGeom prst="rect">
+                      <a:avLst/>
+                    </a:prstGeom>
+                  </pic:spPr>
+                </pic:pic>
+              </a:graphicData>
+            </a:graphic>
+          </wp:inline>
+        </w:drawing>
       </w:r>
     </w:p>
     <w:p>
       <w:pPr>
-        <w:pStyle w:val="ListBullet"/>
-      </w:pPr>
-      <w:r>
-        <w:t>Resume Upload Interface (React web portal supporting PDF and DOCX uploads)</w:t>
+        <w:pStyle w:val="Heading1"/>
+      </w:pPr>
+      <w:r>
+        <w:t>4. Scope &amp; Deliverables</w:t>
       </w:r>
     </w:p>
     <w:p>
@@ -794,7 +1019,7 @@
         <w:pStyle w:val="ListBullet"/>
       </w:pPr>
       <w:r>
-        <w:t>Backend Processing APIs built using FastAPI</w:t>
+        <w:t>Resume Upload Interface (React web portal supporting PDF and DOCX uploads)</w:t>
       </w:r>
     </w:p>
     <w:p>
@@ -802,7 +1027,7 @@
         <w:pStyle w:val="ListBullet"/>
       </w:pPr>
       <w:r>
-        <w:t>AI-Powered Candidate Ranking Engine using semantic embeddings and similarity scoring</w:t>
+        <w:t>Backend Processing APIs built using FastAPI</w:t>
       </w:r>
     </w:p>
     <w:p>
@@ -810,7 +1035,7 @@
         <w:pStyle w:val="ListBullet"/>
       </w:pPr>
       <w:r>
-        <w:t>Conversational AI Interface enabling natural language queries</w:t>
+        <w:t>AI-Powered Candidate Ranking Engine using semantic embeddings and similarity scoring</w:t>
       </w:r>
     </w:p>
     <w:p>
@@ -818,7 +1043,7 @@
         <w:pStyle w:val="ListBullet"/>
       </w:pPr>
       <w:r>
-        <w:t>Explainability features presenting reasoning behind candidate rankings</w:t>
+        <w:t>Conversational AI Interface enabling natural language queries</w:t>
       </w:r>
     </w:p>
     <w:p>
@@ -826,24 +1051,35 @@
         <w:pStyle w:val="ListBullet"/>
       </w:pPr>
       <w:r>
-        <w:t>Cloud deployment using Microsoft Azure with ChromaDB and Azure Blob Storage</w:t>
+        <w:t>Explainability features presenting reasoning behind candidate rankings</w:t>
       </w:r>
     </w:p>
     <w:p>
       <w:pPr>
-        <w:pStyle w:val="Heading1"/>
-      </w:pPr>
-      <w:r>
-        <w:t>5. Full System Architecture</w:t>
+        <w:pStyle w:val="ListBullet"/>
+      </w:pPr>
+      <w:r>
+        <w:t>Cloud deployment using Microsoft Azure with ChromaDB and Azure Blob Storage</w:t>
       </w:r>
     </w:p>
     <w:p>
-      <w:r>
-        <w:t>This diagram illustrates the processing pipeline of RecruitIQ.ai, showing how resumes and job descriptions flow through the NLP parsing layer, hybrid scoring engine, optimization modules, and explanation engine before reaching the recruiter dashboard.</w:t>
+      <w:pPr>
+        <w:pStyle w:val="Heading1"/>
+      </w:pPr>
+      <w:r>
+        <w:t>5. Full System Architecture</w:t>
       </w:r>
     </w:p>
     <w:p>
       <w:r>
+        <w:t>This diagram illustrates the processing pipeline of RecruitIQ.ai, showing how resumes and job descriptions flow through the NLP parsing layer, hybrid scoring engine, optimization modules, and explanation engine before reaching the recruiter dashboard.</w:t>
+      </w:r>
+    </w:p>
+    <w:p>
+      <w:r>
+        <w:rPr>
+          <w:noProof/>
+        </w:rPr>
         <w:lastRenderedPageBreak/>
         <w:drawing>
           <wp:inline distT="0" distB="0" distL="0" distR="0" wp14:anchorId="2A980451" wp14:editId="2EC42310">
@@ -861,7 +1097,7 @@
                     <pic:cNvPicPr/>
                   </pic:nvPicPr>
                   <pic:blipFill>
-                    <a:blip r:embed="rId6"/>
+                    <a:blip r:embed="rId7"/>
                     <a:stretch>
                       <a:fillRect/>
                     </a:stretch>
@@ -956,6 +1192,14 @@
       <w:r>
         <w:br/>
       </w:r>
+    </w:p>
+    <w:p>
+      <w:pPr>
+        <w:rPr>
+          <w:b/>
+          <w:bCs/>
+        </w:rPr>
+      </w:pPr>
       <w:r>
         <w:rPr>
           <w:b/>
@@ -963,28 +1207,26 @@
         </w:rPr>
         <w:t xml:space="preserve">Team </w:t>
       </w:r>
-      <w:proofErr w:type="gramStart"/>
       <w:r>
         <w:rPr>
           <w:b/>
           <w:bCs/>
         </w:rPr>
-        <w:t>composition</w:t>
+        <w:t>C</w:t>
       </w:r>
       <w:r>
         <w:rPr>
           <w:b/>
           <w:bCs/>
         </w:rPr>
-        <w:t xml:space="preserve"> :</w:t>
-      </w:r>
-      <w:proofErr w:type="gramEnd"/>
+        <w:t>omposition</w:t>
+      </w:r>
       <w:r>
         <w:rPr>
           <w:b/>
           <w:bCs/>
         </w:rPr>
-        <w:t xml:space="preserve"> </w:t>
+        <w:t xml:space="preserve">: </w:t>
       </w:r>
     </w:p>
     <w:p>
@@ -1000,6 +1242,7 @@
     <w:p>
       <w:proofErr w:type="spellStart"/>
       <w:r>
+        <w:lastRenderedPageBreak/>
         <w:t>Esshwaran</w:t>
       </w:r>
       <w:proofErr w:type="spellEnd"/>
@@ -1009,7 +1252,6 @@
     </w:p>
     <w:p>
       <w:r>
-        <w:lastRenderedPageBreak/>
         <w:t>Lakshmi Barthwal Chamoli – A232323</w:t>
       </w:r>
     </w:p>
@@ -1043,74 +1285,810 @@
         <w:pStyle w:val="Heading1"/>
       </w:pPr>
       <w:r>
-        <w:t>8. Additional Notes</w:t>
+        <w:t xml:space="preserve">8. </w:t>
+      </w:r>
+      <w:r>
+        <w:t>Tech Stack:</w:t>
+      </w:r>
+    </w:p>
+    <w:tbl>
+      <w:tblPr>
+        <w:tblW w:w="0" w:type="auto"/>
+        <w:tblBorders>
+          <w:top w:val="single" w:sz="4" w:space="0" w:color="auto"/>
+          <w:left w:val="single" w:sz="4" w:space="0" w:color="auto"/>
+          <w:bottom w:val="single" w:sz="4" w:space="0" w:color="auto"/>
+          <w:right w:val="single" w:sz="4" w:space="0" w:color="auto"/>
+          <w:insideH w:val="single" w:sz="4" w:space="0" w:color="auto"/>
+          <w:insideV w:val="single" w:sz="4" w:space="0" w:color="auto"/>
+        </w:tblBorders>
+        <w:tblCellMar>
+          <w:top w:w="15" w:type="dxa"/>
+          <w:left w:w="15" w:type="dxa"/>
+          <w:bottom w:w="15" w:type="dxa"/>
+          <w:right w:w="15" w:type="dxa"/>
+        </w:tblCellMar>
+        <w:tblLook w:val="04A0" w:firstRow="1" w:lastRow="0" w:firstColumn="1" w:lastColumn="0" w:noHBand="0" w:noVBand="1"/>
+      </w:tblPr>
+      <w:tblGrid>
+        <w:gridCol w:w="2335"/>
+        <w:gridCol w:w="4500"/>
+      </w:tblGrid>
+      <w:tr>
+        <w:trPr>
+          <w:trHeight w:val="313"/>
+        </w:trPr>
+        <w:tc>
+          <w:tcPr>
+            <w:tcW w:w="2335" w:type="dxa"/>
+            <w:tcMar>
+              <w:top w:w="100" w:type="dxa"/>
+              <w:left w:w="100" w:type="dxa"/>
+              <w:bottom w:w="100" w:type="dxa"/>
+              <w:right w:w="100" w:type="dxa"/>
+            </w:tcMar>
+            <w:hideMark/>
+          </w:tcPr>
+          <w:p>
+            <w:pPr>
+              <w:pStyle w:val="NormalWeb"/>
+              <w:spacing w:before="0" w:beforeAutospacing="0" w:after="0" w:afterAutospacing="0"/>
+              <w:jc w:val="center"/>
+            </w:pPr>
+            <w:r>
+              <w:rPr>
+                <w:rFonts w:ascii="Arial" w:hAnsi="Arial" w:cs="Arial"/>
+                <w:b/>
+                <w:bCs/>
+                <w:color w:val="000000"/>
+                <w:sz w:val="22"/>
+                <w:szCs w:val="22"/>
+              </w:rPr>
+              <w:t>Layer</w:t>
+            </w:r>
+          </w:p>
+        </w:tc>
+        <w:tc>
+          <w:tcPr>
+            <w:tcW w:w="4500" w:type="dxa"/>
+            <w:tcMar>
+              <w:top w:w="100" w:type="dxa"/>
+              <w:left w:w="100" w:type="dxa"/>
+              <w:bottom w:w="100" w:type="dxa"/>
+              <w:right w:w="100" w:type="dxa"/>
+            </w:tcMar>
+            <w:hideMark/>
+          </w:tcPr>
+          <w:p>
+            <w:pPr>
+              <w:pStyle w:val="NormalWeb"/>
+              <w:spacing w:before="0" w:beforeAutospacing="0" w:after="0" w:afterAutospacing="0"/>
+              <w:jc w:val="center"/>
+            </w:pPr>
+            <w:r>
+              <w:rPr>
+                <w:rFonts w:ascii="Arial" w:hAnsi="Arial" w:cs="Arial"/>
+                <w:b/>
+                <w:bCs/>
+                <w:color w:val="000000"/>
+                <w:sz w:val="22"/>
+                <w:szCs w:val="22"/>
+              </w:rPr>
+              <w:t>Technology</w:t>
+            </w:r>
+          </w:p>
+        </w:tc>
+      </w:tr>
+      <w:tr>
+        <w:trPr>
+          <w:trHeight w:val="250"/>
+        </w:trPr>
+        <w:tc>
+          <w:tcPr>
+            <w:tcW w:w="2335" w:type="dxa"/>
+            <w:tcMar>
+              <w:top w:w="100" w:type="dxa"/>
+              <w:left w:w="100" w:type="dxa"/>
+              <w:bottom w:w="100" w:type="dxa"/>
+              <w:right w:w="100" w:type="dxa"/>
+            </w:tcMar>
+            <w:hideMark/>
+          </w:tcPr>
+          <w:p>
+            <w:pPr>
+              <w:pStyle w:val="NormalWeb"/>
+              <w:spacing w:before="0" w:beforeAutospacing="0" w:after="0" w:afterAutospacing="0"/>
+            </w:pPr>
+            <w:r>
+              <w:rPr>
+                <w:rFonts w:ascii="Arial" w:hAnsi="Arial" w:cs="Arial"/>
+                <w:color w:val="000000"/>
+                <w:sz w:val="22"/>
+                <w:szCs w:val="22"/>
+              </w:rPr>
+              <w:t>Resume Parsing</w:t>
+            </w:r>
+          </w:p>
+        </w:tc>
+        <w:tc>
+          <w:tcPr>
+            <w:tcW w:w="4500" w:type="dxa"/>
+            <w:tcMar>
+              <w:top w:w="100" w:type="dxa"/>
+              <w:left w:w="100" w:type="dxa"/>
+              <w:bottom w:w="100" w:type="dxa"/>
+              <w:right w:w="100" w:type="dxa"/>
+            </w:tcMar>
+            <w:hideMark/>
+          </w:tcPr>
+          <w:p>
+            <w:pPr>
+              <w:pStyle w:val="NormalWeb"/>
+              <w:spacing w:before="0" w:beforeAutospacing="0" w:after="0" w:afterAutospacing="0"/>
+            </w:pPr>
+            <w:proofErr w:type="spellStart"/>
+            <w:r>
+              <w:rPr>
+                <w:rFonts w:ascii="Arial" w:hAnsi="Arial" w:cs="Arial"/>
+                <w:color w:val="000000"/>
+                <w:sz w:val="22"/>
+                <w:szCs w:val="22"/>
+              </w:rPr>
+              <w:t>PyMuPDF</w:t>
+            </w:r>
+            <w:proofErr w:type="spellEnd"/>
+            <w:r>
+              <w:rPr>
+                <w:rFonts w:ascii="Arial" w:hAnsi="Arial" w:cs="Arial"/>
+                <w:color w:val="000000"/>
+                <w:sz w:val="22"/>
+                <w:szCs w:val="22"/>
+              </w:rPr>
+              <w:t xml:space="preserve">, python-docx, </w:t>
+            </w:r>
+            <w:proofErr w:type="spellStart"/>
+            <w:r>
+              <w:rPr>
+                <w:rFonts w:ascii="Arial" w:hAnsi="Arial" w:cs="Arial"/>
+                <w:color w:val="000000"/>
+                <w:sz w:val="22"/>
+                <w:szCs w:val="22"/>
+              </w:rPr>
+              <w:t>spaCy</w:t>
+            </w:r>
+            <w:proofErr w:type="spellEnd"/>
+          </w:p>
+        </w:tc>
+      </w:tr>
+      <w:tr>
+        <w:trPr>
+          <w:trHeight w:val="223"/>
+        </w:trPr>
+        <w:tc>
+          <w:tcPr>
+            <w:tcW w:w="2335" w:type="dxa"/>
+            <w:tcMar>
+              <w:top w:w="100" w:type="dxa"/>
+              <w:left w:w="100" w:type="dxa"/>
+              <w:bottom w:w="100" w:type="dxa"/>
+              <w:right w:w="100" w:type="dxa"/>
+            </w:tcMar>
+            <w:hideMark/>
+          </w:tcPr>
+          <w:p>
+            <w:pPr>
+              <w:pStyle w:val="NormalWeb"/>
+              <w:spacing w:before="0" w:beforeAutospacing="0" w:after="0" w:afterAutospacing="0"/>
+            </w:pPr>
+            <w:r>
+              <w:rPr>
+                <w:rFonts w:ascii="Arial" w:hAnsi="Arial" w:cs="Arial"/>
+                <w:color w:val="000000"/>
+                <w:sz w:val="22"/>
+                <w:szCs w:val="22"/>
+              </w:rPr>
+              <w:t>Semantic Matching</w:t>
+            </w:r>
+          </w:p>
+        </w:tc>
+        <w:tc>
+          <w:tcPr>
+            <w:tcW w:w="4500" w:type="dxa"/>
+            <w:tcMar>
+              <w:top w:w="100" w:type="dxa"/>
+              <w:left w:w="100" w:type="dxa"/>
+              <w:bottom w:w="100" w:type="dxa"/>
+              <w:right w:w="100" w:type="dxa"/>
+            </w:tcMar>
+            <w:hideMark/>
+          </w:tcPr>
+          <w:p>
+            <w:pPr>
+              <w:pStyle w:val="NormalWeb"/>
+              <w:spacing w:before="0" w:beforeAutospacing="0" w:after="0" w:afterAutospacing="0"/>
+            </w:pPr>
+            <w:r>
+              <w:rPr>
+                <w:rFonts w:ascii="Arial" w:hAnsi="Arial" w:cs="Arial"/>
+                <w:color w:val="000000"/>
+                <w:sz w:val="22"/>
+                <w:szCs w:val="22"/>
+              </w:rPr>
+              <w:t>sentence-transformers (BERT)</w:t>
+            </w:r>
+          </w:p>
+        </w:tc>
+      </w:tr>
+      <w:tr>
+        <w:trPr>
+          <w:trHeight w:val="115"/>
+        </w:trPr>
+        <w:tc>
+          <w:tcPr>
+            <w:tcW w:w="2335" w:type="dxa"/>
+            <w:tcMar>
+              <w:top w:w="100" w:type="dxa"/>
+              <w:left w:w="100" w:type="dxa"/>
+              <w:bottom w:w="100" w:type="dxa"/>
+              <w:right w:w="100" w:type="dxa"/>
+            </w:tcMar>
+            <w:hideMark/>
+          </w:tcPr>
+          <w:p>
+            <w:pPr>
+              <w:pStyle w:val="NormalWeb"/>
+              <w:spacing w:before="0" w:beforeAutospacing="0" w:after="0" w:afterAutospacing="0"/>
+            </w:pPr>
+            <w:r>
+              <w:rPr>
+                <w:rFonts w:ascii="Arial" w:hAnsi="Arial" w:cs="Arial"/>
+                <w:color w:val="000000"/>
+                <w:sz w:val="22"/>
+                <w:szCs w:val="22"/>
+              </w:rPr>
+              <w:t>Rule Engine</w:t>
+            </w:r>
+          </w:p>
+        </w:tc>
+        <w:tc>
+          <w:tcPr>
+            <w:tcW w:w="4500" w:type="dxa"/>
+            <w:tcMar>
+              <w:top w:w="100" w:type="dxa"/>
+              <w:left w:w="100" w:type="dxa"/>
+              <w:bottom w:w="100" w:type="dxa"/>
+              <w:right w:w="100" w:type="dxa"/>
+            </w:tcMar>
+            <w:hideMark/>
+          </w:tcPr>
+          <w:p>
+            <w:pPr>
+              <w:pStyle w:val="NormalWeb"/>
+              <w:spacing w:before="0" w:beforeAutospacing="0" w:after="0" w:afterAutospacing="0"/>
+            </w:pPr>
+            <w:r>
+              <w:rPr>
+                <w:rFonts w:ascii="Arial" w:hAnsi="Arial" w:cs="Arial"/>
+                <w:color w:val="000000"/>
+                <w:sz w:val="22"/>
+                <w:szCs w:val="22"/>
+              </w:rPr>
+              <w:t>Python(custom)</w:t>
+            </w:r>
+          </w:p>
+        </w:tc>
+      </w:tr>
+      <w:tr>
+        <w:trPr>
+          <w:trHeight w:val="115"/>
+        </w:trPr>
+        <w:tc>
+          <w:tcPr>
+            <w:tcW w:w="2335" w:type="dxa"/>
+            <w:tcMar>
+              <w:top w:w="100" w:type="dxa"/>
+              <w:left w:w="100" w:type="dxa"/>
+              <w:bottom w:w="100" w:type="dxa"/>
+              <w:right w:w="100" w:type="dxa"/>
+            </w:tcMar>
+            <w:hideMark/>
+          </w:tcPr>
+          <w:p>
+            <w:pPr>
+              <w:pStyle w:val="NormalWeb"/>
+              <w:spacing w:before="0" w:beforeAutospacing="0" w:after="0" w:afterAutospacing="0"/>
+            </w:pPr>
+            <w:r>
+              <w:rPr>
+                <w:rFonts w:ascii="Arial" w:hAnsi="Arial" w:cs="Arial"/>
+                <w:color w:val="000000"/>
+                <w:sz w:val="22"/>
+                <w:szCs w:val="22"/>
+              </w:rPr>
+              <w:t>GA / Optimization</w:t>
+            </w:r>
+          </w:p>
+        </w:tc>
+        <w:tc>
+          <w:tcPr>
+            <w:tcW w:w="4500" w:type="dxa"/>
+            <w:tcMar>
+              <w:top w:w="100" w:type="dxa"/>
+              <w:left w:w="100" w:type="dxa"/>
+              <w:bottom w:w="100" w:type="dxa"/>
+              <w:right w:w="100" w:type="dxa"/>
+            </w:tcMar>
+            <w:hideMark/>
+          </w:tcPr>
+          <w:p>
+            <w:pPr>
+              <w:pStyle w:val="NormalWeb"/>
+              <w:spacing w:before="0" w:beforeAutospacing="0" w:after="0" w:afterAutospacing="0"/>
+            </w:pPr>
+            <w:r>
+              <w:rPr>
+                <w:rFonts w:ascii="Arial" w:hAnsi="Arial" w:cs="Arial"/>
+                <w:color w:val="000000"/>
+                <w:sz w:val="22"/>
+                <w:szCs w:val="22"/>
+              </w:rPr>
+              <w:t>DEAP library (Python)</w:t>
+            </w:r>
+          </w:p>
+        </w:tc>
+      </w:tr>
+      <w:tr>
+        <w:trPr>
+          <w:trHeight w:val="187"/>
+        </w:trPr>
+        <w:tc>
+          <w:tcPr>
+            <w:tcW w:w="2335" w:type="dxa"/>
+            <w:tcMar>
+              <w:top w:w="100" w:type="dxa"/>
+              <w:left w:w="100" w:type="dxa"/>
+              <w:bottom w:w="100" w:type="dxa"/>
+              <w:right w:w="100" w:type="dxa"/>
+            </w:tcMar>
+            <w:hideMark/>
+          </w:tcPr>
+          <w:p>
+            <w:pPr>
+              <w:pStyle w:val="NormalWeb"/>
+              <w:spacing w:before="0" w:beforeAutospacing="0" w:after="0" w:afterAutospacing="0"/>
+            </w:pPr>
+            <w:r>
+              <w:rPr>
+                <w:rFonts w:ascii="Arial" w:hAnsi="Arial" w:cs="Arial"/>
+                <w:color w:val="000000"/>
+                <w:sz w:val="22"/>
+                <w:szCs w:val="22"/>
+              </w:rPr>
+              <w:t>LLM Justification</w:t>
+            </w:r>
+          </w:p>
+        </w:tc>
+        <w:tc>
+          <w:tcPr>
+            <w:tcW w:w="4500" w:type="dxa"/>
+            <w:tcMar>
+              <w:top w:w="100" w:type="dxa"/>
+              <w:left w:w="100" w:type="dxa"/>
+              <w:bottom w:w="100" w:type="dxa"/>
+              <w:right w:w="100" w:type="dxa"/>
+            </w:tcMar>
+            <w:hideMark/>
+          </w:tcPr>
+          <w:p>
+            <w:pPr>
+              <w:pStyle w:val="NormalWeb"/>
+              <w:spacing w:before="0" w:beforeAutospacing="0" w:after="0" w:afterAutospacing="0"/>
+            </w:pPr>
+            <w:r>
+              <w:rPr>
+                <w:rFonts w:ascii="Arial" w:hAnsi="Arial" w:cs="Arial"/>
+                <w:color w:val="000000"/>
+                <w:sz w:val="22"/>
+                <w:szCs w:val="22"/>
+              </w:rPr>
+              <w:t>Claude API / OpenAI API</w:t>
+            </w:r>
+          </w:p>
+        </w:tc>
+      </w:tr>
+      <w:tr>
+        <w:trPr>
+          <w:trHeight w:val="88"/>
+        </w:trPr>
+        <w:tc>
+          <w:tcPr>
+            <w:tcW w:w="2335" w:type="dxa"/>
+            <w:tcMar>
+              <w:top w:w="100" w:type="dxa"/>
+              <w:left w:w="100" w:type="dxa"/>
+              <w:bottom w:w="100" w:type="dxa"/>
+              <w:right w:w="100" w:type="dxa"/>
+            </w:tcMar>
+            <w:hideMark/>
+          </w:tcPr>
+          <w:p>
+            <w:pPr>
+              <w:pStyle w:val="NormalWeb"/>
+              <w:spacing w:before="0" w:beforeAutospacing="0" w:after="0" w:afterAutospacing="0"/>
+            </w:pPr>
+            <w:r>
+              <w:rPr>
+                <w:rFonts w:ascii="Arial" w:hAnsi="Arial" w:cs="Arial"/>
+                <w:color w:val="000000"/>
+                <w:sz w:val="22"/>
+                <w:szCs w:val="22"/>
+              </w:rPr>
+              <w:t>Backend</w:t>
+            </w:r>
+          </w:p>
+        </w:tc>
+        <w:tc>
+          <w:tcPr>
+            <w:tcW w:w="4500" w:type="dxa"/>
+            <w:tcMar>
+              <w:top w:w="100" w:type="dxa"/>
+              <w:left w:w="100" w:type="dxa"/>
+              <w:bottom w:w="100" w:type="dxa"/>
+              <w:right w:w="100" w:type="dxa"/>
+            </w:tcMar>
+            <w:hideMark/>
+          </w:tcPr>
+          <w:p>
+            <w:pPr>
+              <w:pStyle w:val="NormalWeb"/>
+              <w:spacing w:before="0" w:beforeAutospacing="0" w:after="0" w:afterAutospacing="0"/>
+            </w:pPr>
+            <w:proofErr w:type="spellStart"/>
+            <w:r>
+              <w:rPr>
+                <w:rFonts w:ascii="Arial" w:hAnsi="Arial" w:cs="Arial"/>
+                <w:color w:val="000000"/>
+                <w:sz w:val="22"/>
+                <w:szCs w:val="22"/>
+              </w:rPr>
+              <w:t>FastAPI</w:t>
+            </w:r>
+            <w:proofErr w:type="spellEnd"/>
+            <w:r>
+              <w:rPr>
+                <w:rFonts w:ascii="Arial" w:hAnsi="Arial" w:cs="Arial"/>
+                <w:color w:val="000000"/>
+                <w:sz w:val="22"/>
+                <w:szCs w:val="22"/>
+              </w:rPr>
+              <w:t xml:space="preserve"> (Python)</w:t>
+            </w:r>
+          </w:p>
+        </w:tc>
+      </w:tr>
+      <w:tr>
+        <w:trPr>
+          <w:trHeight w:val="160"/>
+        </w:trPr>
+        <w:tc>
+          <w:tcPr>
+            <w:tcW w:w="2335" w:type="dxa"/>
+            <w:tcMar>
+              <w:top w:w="100" w:type="dxa"/>
+              <w:left w:w="100" w:type="dxa"/>
+              <w:bottom w:w="100" w:type="dxa"/>
+              <w:right w:w="100" w:type="dxa"/>
+            </w:tcMar>
+            <w:hideMark/>
+          </w:tcPr>
+          <w:p>
+            <w:pPr>
+              <w:pStyle w:val="NormalWeb"/>
+              <w:spacing w:before="0" w:beforeAutospacing="0" w:after="0" w:afterAutospacing="0"/>
+            </w:pPr>
+            <w:r>
+              <w:rPr>
+                <w:rFonts w:ascii="Arial" w:hAnsi="Arial" w:cs="Arial"/>
+                <w:color w:val="000000"/>
+                <w:sz w:val="22"/>
+                <w:szCs w:val="22"/>
+              </w:rPr>
+              <w:t>Frontend Dashboard</w:t>
+            </w:r>
+          </w:p>
+        </w:tc>
+        <w:tc>
+          <w:tcPr>
+            <w:tcW w:w="4500" w:type="dxa"/>
+            <w:tcMar>
+              <w:top w:w="100" w:type="dxa"/>
+              <w:left w:w="100" w:type="dxa"/>
+              <w:bottom w:w="100" w:type="dxa"/>
+              <w:right w:w="100" w:type="dxa"/>
+            </w:tcMar>
+            <w:hideMark/>
+          </w:tcPr>
+          <w:p>
+            <w:pPr>
+              <w:pStyle w:val="NormalWeb"/>
+              <w:spacing w:before="0" w:beforeAutospacing="0" w:after="0" w:afterAutospacing="0"/>
+            </w:pPr>
+            <w:r>
+              <w:rPr>
+                <w:rFonts w:ascii="Arial" w:hAnsi="Arial" w:cs="Arial"/>
+                <w:color w:val="000000"/>
+                <w:sz w:val="22"/>
+                <w:szCs w:val="22"/>
+              </w:rPr>
+              <w:t xml:space="preserve">React + </w:t>
+            </w:r>
+            <w:proofErr w:type="spellStart"/>
+            <w:r>
+              <w:rPr>
+                <w:rFonts w:ascii="Arial" w:hAnsi="Arial" w:cs="Arial"/>
+                <w:color w:val="000000"/>
+                <w:sz w:val="22"/>
+                <w:szCs w:val="22"/>
+              </w:rPr>
+              <w:t>TailwindCSS</w:t>
+            </w:r>
+            <w:proofErr w:type="spellEnd"/>
+          </w:p>
+        </w:tc>
+      </w:tr>
+      <w:tr>
+        <w:trPr>
+          <w:trHeight w:val="52"/>
+        </w:trPr>
+        <w:tc>
+          <w:tcPr>
+            <w:tcW w:w="2335" w:type="dxa"/>
+            <w:tcMar>
+              <w:top w:w="100" w:type="dxa"/>
+              <w:left w:w="100" w:type="dxa"/>
+              <w:bottom w:w="100" w:type="dxa"/>
+              <w:right w:w="100" w:type="dxa"/>
+            </w:tcMar>
+            <w:hideMark/>
+          </w:tcPr>
+          <w:p>
+            <w:pPr>
+              <w:pStyle w:val="NormalWeb"/>
+              <w:spacing w:before="0" w:beforeAutospacing="0" w:after="0" w:afterAutospacing="0"/>
+            </w:pPr>
+            <w:r>
+              <w:rPr>
+                <w:rFonts w:ascii="Arial" w:hAnsi="Arial" w:cs="Arial"/>
+                <w:color w:val="000000"/>
+                <w:sz w:val="22"/>
+                <w:szCs w:val="22"/>
+              </w:rPr>
+              <w:t>Database</w:t>
+            </w:r>
+          </w:p>
+        </w:tc>
+        <w:tc>
+          <w:tcPr>
+            <w:tcW w:w="4500" w:type="dxa"/>
+            <w:tcMar>
+              <w:top w:w="100" w:type="dxa"/>
+              <w:left w:w="100" w:type="dxa"/>
+              <w:bottom w:w="100" w:type="dxa"/>
+              <w:right w:w="100" w:type="dxa"/>
+            </w:tcMar>
+            <w:hideMark/>
+          </w:tcPr>
+          <w:p>
+            <w:pPr>
+              <w:pStyle w:val="NormalWeb"/>
+              <w:spacing w:before="0" w:beforeAutospacing="0" w:after="0" w:afterAutospacing="0"/>
+            </w:pPr>
+            <w:r>
+              <w:rPr>
+                <w:rFonts w:ascii="Arial" w:hAnsi="Arial" w:cs="Arial"/>
+                <w:color w:val="000000"/>
+                <w:sz w:val="22"/>
+                <w:szCs w:val="22"/>
+              </w:rPr>
+              <w:t>PostgreSQL</w:t>
+            </w:r>
+          </w:p>
+        </w:tc>
+      </w:tr>
+    </w:tbl>
+    <w:p/>
+    <w:p>
+      <w:pPr>
+        <w:pStyle w:val="Heading1"/>
+      </w:pPr>
+      <w:r>
+        <w:t xml:space="preserve">9. </w:t>
+      </w:r>
+      <w:r>
+        <w:t>Additional Notes</w:t>
       </w:r>
     </w:p>
     <w:p>
-      <w:r>
+      <w:pPr>
+        <w:pStyle w:val="Heading3"/>
+        <w:spacing w:before="280" w:after="80"/>
         <w:rPr>
+          <w:color w:val="000000"/>
+        </w:rPr>
+      </w:pPr>
+      <w:r>
+        <w:rPr>
+          <w:rFonts w:ascii="Arial" w:hAnsi="Arial" w:cs="Arial"/>
+          <w:color w:val="000000"/>
+          <w:sz w:val="26"/>
+          <w:szCs w:val="26"/>
+        </w:rPr>
+        <w:t>Public Datasets to Use</w:t>
+      </w:r>
+    </w:p>
+    <w:p>
+      <w:pPr>
+        <w:pStyle w:val="NormalWeb"/>
+        <w:numPr>
+          <w:ilvl w:val="0"/>
+          <w:numId w:val="13"/>
+        </w:numPr>
+        <w:spacing w:before="240" w:beforeAutospacing="0" w:after="0" w:afterAutospacing="0"/>
+        <w:textAlignment w:val="baseline"/>
+        <w:rPr>
+          <w:rFonts w:ascii="Arial" w:hAnsi="Arial" w:cs="Arial"/>
+          <w:color w:val="000000"/>
+          <w:sz w:val="22"/>
+          <w:szCs w:val="22"/>
+        </w:rPr>
+      </w:pPr>
+      <w:r>
+        <w:rPr>
+          <w:rFonts w:ascii="Arial" w:hAnsi="Arial" w:cs="Arial"/>
           <w:b/>
           <w:bCs/>
+          <w:color w:val="000000"/>
+          <w:sz w:val="22"/>
+          <w:szCs w:val="22"/>
         </w:rPr>
-        <w:t xml:space="preserve">Tech </w:t>
-      </w:r>
-      <w:proofErr w:type="gramStart"/>
+        <w:t>Resumes:</w:t>
+      </w:r>
       <w:r>
         <w:rPr>
+          <w:rFonts w:ascii="Arial" w:hAnsi="Arial" w:cs="Arial"/>
+          <w:color w:val="000000"/>
+          <w:sz w:val="22"/>
+          <w:szCs w:val="22"/>
+        </w:rPr>
+        <w:t xml:space="preserve"> </w:t>
+      </w:r>
+      <w:hyperlink r:id="rId8" w:history="1">
+        <w:r>
+          <w:rPr>
+            <w:rStyle w:val="Hyperlink"/>
+            <w:rFonts w:ascii="Arial" w:hAnsi="Arial" w:cs="Arial"/>
+            <w:color w:val="000000"/>
+            <w:sz w:val="22"/>
+            <w:szCs w:val="22"/>
+          </w:rPr>
+          <w:t>Kaggle Resume Dataset</w:t>
+        </w:r>
+      </w:hyperlink>
+      <w:r>
+        <w:rPr>
+          <w:rFonts w:ascii="Arial" w:hAnsi="Arial" w:cs="Arial"/>
+          <w:color w:val="000000"/>
+          <w:sz w:val="22"/>
+          <w:szCs w:val="22"/>
+        </w:rPr>
+        <w:t xml:space="preserve"> — 2400+ resumes across 24 job categories</w:t>
+      </w:r>
+    </w:p>
+    <w:p>
+      <w:pPr>
+        <w:pStyle w:val="NormalWeb"/>
+        <w:numPr>
+          <w:ilvl w:val="0"/>
+          <w:numId w:val="13"/>
+        </w:numPr>
+        <w:spacing w:before="0" w:beforeAutospacing="0" w:after="240" w:afterAutospacing="0"/>
+        <w:textAlignment w:val="baseline"/>
+        <w:rPr>
+          <w:rFonts w:ascii="Arial" w:hAnsi="Arial" w:cs="Arial"/>
+          <w:color w:val="000000"/>
+          <w:sz w:val="22"/>
+          <w:szCs w:val="22"/>
+        </w:rPr>
+      </w:pPr>
+      <w:r>
+        <w:rPr>
+          <w:rFonts w:ascii="Arial" w:hAnsi="Arial" w:cs="Arial"/>
           <w:b/>
           <w:bCs/>
+          <w:color w:val="000000"/>
+          <w:sz w:val="22"/>
+          <w:szCs w:val="22"/>
         </w:rPr>
-        <w:t>Stack</w:t>
-      </w:r>
-      <w:r>
+        <w:t>Job Descriptions:</w:t>
+      </w:r>
+      <w:r>
+        <w:rPr>
+          <w:rFonts w:ascii="Arial" w:hAnsi="Arial" w:cs="Arial"/>
+          <w:color w:val="000000"/>
+          <w:sz w:val="22"/>
+          <w:szCs w:val="22"/>
+        </w:rPr>
         <w:t xml:space="preserve"> </w:t>
       </w:r>
-      <w:r>
-        <w:t xml:space="preserve"> </w:t>
-      </w:r>
-      <w:r>
-        <w:t>-</w:t>
-      </w:r>
-      <w:proofErr w:type="gramEnd"/>
-      <w:r>
-        <w:t xml:space="preserve"> </w:t>
-      </w:r>
-      <w:proofErr w:type="spellStart"/>
-      <w:r>
-        <w:t>FastAPI</w:t>
-      </w:r>
-      <w:proofErr w:type="spellEnd"/>
-      <w:r>
-        <w:t xml:space="preserve"> backend, React frontend, </w:t>
-      </w:r>
-      <w:proofErr w:type="spellStart"/>
-      <w:r>
-        <w:t>LangChain</w:t>
-      </w:r>
-      <w:proofErr w:type="spellEnd"/>
-      <w:r>
-        <w:t xml:space="preserve"> orchestration, and vector databases.</w:t>
-      </w:r>
-      <w:r>
-        <w:br/>
-      </w:r>
+      <w:hyperlink r:id="rId9" w:history="1">
+        <w:r>
+          <w:rPr>
+            <w:rStyle w:val="Hyperlink"/>
+            <w:rFonts w:ascii="Arial" w:hAnsi="Arial" w:cs="Arial"/>
+            <w:color w:val="000000"/>
+            <w:sz w:val="22"/>
+            <w:szCs w:val="22"/>
+          </w:rPr>
+          <w:t>LinkedIn Job Postings - Kaggle</w:t>
+        </w:r>
+      </w:hyperlink>
       <w:r>
         <w:rPr>
+          <w:rFonts w:ascii="Arial" w:hAnsi="Arial" w:cs="Arial"/>
+          <w:color w:val="000000"/>
+          <w:sz w:val="22"/>
+          <w:szCs w:val="22"/>
+        </w:rPr>
+        <w:t xml:space="preserve"> — real JDs</w:t>
+      </w:r>
+    </w:p>
+    <w:p>
+      <w:pPr>
+        <w:rPr>
+          <w:rFonts w:ascii="Arial" w:eastAsiaTheme="majorEastAsia" w:hAnsi="Arial" w:cs="Arial"/>
           <w:b/>
           <w:bCs/>
+          <w:color w:val="000000"/>
+          <w:sz w:val="26"/>
+          <w:szCs w:val="26"/>
+        </w:rPr>
+      </w:pPr>
+      <w:r>
+        <w:br/>
+      </w:r>
+      <w:r>
+        <w:rPr>
+          <w:rFonts w:ascii="Arial" w:eastAsiaTheme="majorEastAsia" w:hAnsi="Arial" w:cs="Arial"/>
+          <w:b/>
+          <w:bCs/>
+          <w:color w:val="000000"/>
+          <w:sz w:val="26"/>
+          <w:szCs w:val="26"/>
         </w:rPr>
         <w:t>Risks</w:t>
       </w:r>
       <w:r>
-        <w:t>: Resume format inconsistencies, data privacy concerns, and bias mitigation.</w:t>
+        <w:t xml:space="preserve">: </w:t>
       </w:r>
       <w:r>
         <w:br/>
       </w:r>
       <w:r>
+        <w:t>Resume format inconsistencies, data privacy concerns, and bias mitigation.</w:t>
+      </w:r>
+      <w:r>
+        <w:br/>
+      </w:r>
+    </w:p>
+    <w:p>
+      <w:r>
         <w:rPr>
+          <w:rFonts w:ascii="Arial" w:eastAsiaTheme="majorEastAsia" w:hAnsi="Arial" w:cs="Arial"/>
           <w:b/>
           <w:bCs/>
+          <w:color w:val="000000"/>
+          <w:sz w:val="26"/>
+          <w:szCs w:val="26"/>
         </w:rPr>
         <w:t>Future Extensions</w:t>
       </w:r>
@@ -1123,7 +2101,11 @@
         <w:pStyle w:val="Heading1"/>
       </w:pPr>
       <w:r>
-        <w:t>9. Summary</w:t>
+        <w:lastRenderedPageBreak/>
+        <w:t>10</w:t>
+      </w:r>
+      <w:r>
+        <w:t>. Summary</w:t>
       </w:r>
     </w:p>
     <w:p>
@@ -1404,6 +2386,304 @@
     </w:lvl>
   </w:abstractNum>
   <w:abstractNum w:abstractNumId="10" w15:restartNumberingAfterBreak="0">
+    <w:nsid w:val="13BA7B8C"/>
+    <w:multiLevelType w:val="multilevel"/>
+    <w:tmpl w:val="176E597E"/>
+    <w:lvl w:ilvl="0">
+      <w:start w:val="1"/>
+      <w:numFmt w:val="bullet"/>
+      <w:lvlText w:val=""/>
+      <w:lvlJc w:val="left"/>
+      <w:pPr>
+        <w:tabs>
+          <w:tab w:val="num" w:pos="720"/>
+        </w:tabs>
+        <w:ind w:left="720" w:hanging="360"/>
+      </w:pPr>
+      <w:rPr>
+        <w:rFonts w:ascii="Symbol" w:hAnsi="Symbol" w:hint="default"/>
+        <w:sz w:val="20"/>
+      </w:rPr>
+    </w:lvl>
+    <w:lvl w:ilvl="1" w:tentative="1">
+      <w:start w:val="1"/>
+      <w:numFmt w:val="bullet"/>
+      <w:lvlText w:val="o"/>
+      <w:lvlJc w:val="left"/>
+      <w:pPr>
+        <w:tabs>
+          <w:tab w:val="num" w:pos="1440"/>
+        </w:tabs>
+        <w:ind w:left="1440" w:hanging="360"/>
+      </w:pPr>
+      <w:rPr>
+        <w:rFonts w:ascii="Courier New" w:hAnsi="Courier New" w:hint="default"/>
+        <w:sz w:val="20"/>
+      </w:rPr>
+    </w:lvl>
+    <w:lvl w:ilvl="2" w:tentative="1">
+      <w:start w:val="1"/>
+      <w:numFmt w:val="bullet"/>
+      <w:lvlText w:val=""/>
+      <w:lvlJc w:val="left"/>
+      <w:pPr>
+        <w:tabs>
+          <w:tab w:val="num" w:pos="2160"/>
+        </w:tabs>
+        <w:ind w:left="2160" w:hanging="360"/>
+      </w:pPr>
+      <w:rPr>
+        <w:rFonts w:ascii="Wingdings" w:hAnsi="Wingdings" w:hint="default"/>
+        <w:sz w:val="20"/>
+      </w:rPr>
+    </w:lvl>
+    <w:lvl w:ilvl="3" w:tentative="1">
+      <w:start w:val="1"/>
+      <w:numFmt w:val="bullet"/>
+      <w:lvlText w:val=""/>
+      <w:lvlJc w:val="left"/>
+      <w:pPr>
+        <w:tabs>
+          <w:tab w:val="num" w:pos="2880"/>
+        </w:tabs>
+        <w:ind w:left="2880" w:hanging="360"/>
+      </w:pPr>
+      <w:rPr>
+        <w:rFonts w:ascii="Wingdings" w:hAnsi="Wingdings" w:hint="default"/>
+        <w:sz w:val="20"/>
+      </w:rPr>
+    </w:lvl>
+    <w:lvl w:ilvl="4" w:tentative="1">
+      <w:start w:val="1"/>
+      <w:numFmt w:val="bullet"/>
+      <w:lvlText w:val=""/>
+      <w:lvlJc w:val="left"/>
+      <w:pPr>
+        <w:tabs>
+          <w:tab w:val="num" w:pos="3600"/>
+        </w:tabs>
+        <w:ind w:left="3600" w:hanging="360"/>
+      </w:pPr>
+      <w:rPr>
+        <w:rFonts w:ascii="Wingdings" w:hAnsi="Wingdings" w:hint="default"/>
+        <w:sz w:val="20"/>
+      </w:rPr>
+    </w:lvl>
+    <w:lvl w:ilvl="5" w:tentative="1">
+      <w:start w:val="1"/>
+      <w:numFmt w:val="bullet"/>
+      <w:lvlText w:val=""/>
+      <w:lvlJc w:val="left"/>
+      <w:pPr>
+        <w:tabs>
+          <w:tab w:val="num" w:pos="4320"/>
+        </w:tabs>
+        <w:ind w:left="4320" w:hanging="360"/>
+      </w:pPr>
+      <w:rPr>
+        <w:rFonts w:ascii="Wingdings" w:hAnsi="Wingdings" w:hint="default"/>
+        <w:sz w:val="20"/>
+      </w:rPr>
+    </w:lvl>
+    <w:lvl w:ilvl="6" w:tentative="1">
+      <w:start w:val="1"/>
+      <w:numFmt w:val="bullet"/>
+      <w:lvlText w:val=""/>
+      <w:lvlJc w:val="left"/>
+      <w:pPr>
+        <w:tabs>
+          <w:tab w:val="num" w:pos="5040"/>
+        </w:tabs>
+        <w:ind w:left="5040" w:hanging="360"/>
+      </w:pPr>
+      <w:rPr>
+        <w:rFonts w:ascii="Wingdings" w:hAnsi="Wingdings" w:hint="default"/>
+        <w:sz w:val="20"/>
+      </w:rPr>
+    </w:lvl>
+    <w:lvl w:ilvl="7" w:tentative="1">
+      <w:start w:val="1"/>
+      <w:numFmt w:val="bullet"/>
+      <w:lvlText w:val=""/>
+      <w:lvlJc w:val="left"/>
+      <w:pPr>
+        <w:tabs>
+          <w:tab w:val="num" w:pos="5760"/>
+        </w:tabs>
+        <w:ind w:left="5760" w:hanging="360"/>
+      </w:pPr>
+      <w:rPr>
+        <w:rFonts w:ascii="Wingdings" w:hAnsi="Wingdings" w:hint="default"/>
+        <w:sz w:val="20"/>
+      </w:rPr>
+    </w:lvl>
+    <w:lvl w:ilvl="8" w:tentative="1">
+      <w:start w:val="1"/>
+      <w:numFmt w:val="bullet"/>
+      <w:lvlText w:val=""/>
+      <w:lvlJc w:val="left"/>
+      <w:pPr>
+        <w:tabs>
+          <w:tab w:val="num" w:pos="6480"/>
+        </w:tabs>
+        <w:ind w:left="6480" w:hanging="360"/>
+      </w:pPr>
+      <w:rPr>
+        <w:rFonts w:ascii="Wingdings" w:hAnsi="Wingdings" w:hint="default"/>
+        <w:sz w:val="20"/>
+      </w:rPr>
+    </w:lvl>
+  </w:abstractNum>
+  <w:abstractNum w:abstractNumId="11" w15:restartNumberingAfterBreak="0">
+    <w:nsid w:val="2F434797"/>
+    <w:multiLevelType w:val="multilevel"/>
+    <w:tmpl w:val="39EEBDA6"/>
+    <w:lvl w:ilvl="0">
+      <w:start w:val="1"/>
+      <w:numFmt w:val="bullet"/>
+      <w:lvlText w:val=""/>
+      <w:lvlJc w:val="left"/>
+      <w:pPr>
+        <w:tabs>
+          <w:tab w:val="num" w:pos="720"/>
+        </w:tabs>
+        <w:ind w:left="720" w:hanging="360"/>
+      </w:pPr>
+      <w:rPr>
+        <w:rFonts w:ascii="Symbol" w:hAnsi="Symbol" w:hint="default"/>
+        <w:sz w:val="20"/>
+      </w:rPr>
+    </w:lvl>
+    <w:lvl w:ilvl="1" w:tentative="1">
+      <w:start w:val="1"/>
+      <w:numFmt w:val="bullet"/>
+      <w:lvlText w:val="o"/>
+      <w:lvlJc w:val="left"/>
+      <w:pPr>
+        <w:tabs>
+          <w:tab w:val="num" w:pos="1440"/>
+        </w:tabs>
+        <w:ind w:left="1440" w:hanging="360"/>
+      </w:pPr>
+      <w:rPr>
+        <w:rFonts w:ascii="Courier New" w:hAnsi="Courier New" w:hint="default"/>
+        <w:sz w:val="20"/>
+      </w:rPr>
+    </w:lvl>
+    <w:lvl w:ilvl="2" w:tentative="1">
+      <w:start w:val="1"/>
+      <w:numFmt w:val="bullet"/>
+      <w:lvlText w:val=""/>
+      <w:lvlJc w:val="left"/>
+      <w:pPr>
+        <w:tabs>
+          <w:tab w:val="num" w:pos="2160"/>
+        </w:tabs>
+        <w:ind w:left="2160" w:hanging="360"/>
+      </w:pPr>
+      <w:rPr>
+        <w:rFonts w:ascii="Wingdings" w:hAnsi="Wingdings" w:hint="default"/>
+        <w:sz w:val="20"/>
+      </w:rPr>
+    </w:lvl>
+    <w:lvl w:ilvl="3" w:tentative="1">
+      <w:start w:val="1"/>
+      <w:numFmt w:val="bullet"/>
+      <w:lvlText w:val=""/>
+      <w:lvlJc w:val="left"/>
+      <w:pPr>
+        <w:tabs>
+          <w:tab w:val="num" w:pos="2880"/>
+        </w:tabs>
+        <w:ind w:left="2880" w:hanging="360"/>
+      </w:pPr>
+      <w:rPr>
+        <w:rFonts w:ascii="Wingdings" w:hAnsi="Wingdings" w:hint="default"/>
+        <w:sz w:val="20"/>
+      </w:rPr>
+    </w:lvl>
+    <w:lvl w:ilvl="4" w:tentative="1">
+      <w:start w:val="1"/>
+      <w:numFmt w:val="bullet"/>
+      <w:lvlText w:val=""/>
+      <w:lvlJc w:val="left"/>
+      <w:pPr>
+        <w:tabs>
+          <w:tab w:val="num" w:pos="3600"/>
+        </w:tabs>
+        <w:ind w:left="3600" w:hanging="360"/>
+      </w:pPr>
+      <w:rPr>
+        <w:rFonts w:ascii="Wingdings" w:hAnsi="Wingdings" w:hint="default"/>
+        <w:sz w:val="20"/>
+      </w:rPr>
+    </w:lvl>
+    <w:lvl w:ilvl="5" w:tentative="1">
+      <w:start w:val="1"/>
+      <w:numFmt w:val="bullet"/>
+      <w:lvlText w:val=""/>
+      <w:lvlJc w:val="left"/>
+      <w:pPr>
+        <w:tabs>
+          <w:tab w:val="num" w:pos="4320"/>
+        </w:tabs>
+        <w:ind w:left="4320" w:hanging="360"/>
+      </w:pPr>
+      <w:rPr>
+        <w:rFonts w:ascii="Wingdings" w:hAnsi="Wingdings" w:hint="default"/>
+        <w:sz w:val="20"/>
+      </w:rPr>
+    </w:lvl>
+    <w:lvl w:ilvl="6" w:tentative="1">
+      <w:start w:val="1"/>
+      <w:numFmt w:val="bullet"/>
+      <w:lvlText w:val=""/>
+      <w:lvlJc w:val="left"/>
+      <w:pPr>
+        <w:tabs>
+          <w:tab w:val="num" w:pos="5040"/>
+        </w:tabs>
+        <w:ind w:left="5040" w:hanging="360"/>
+      </w:pPr>
+      <w:rPr>
+        <w:rFonts w:ascii="Wingdings" w:hAnsi="Wingdings" w:hint="default"/>
+        <w:sz w:val="20"/>
+      </w:rPr>
+    </w:lvl>
+    <w:lvl w:ilvl="7" w:tentative="1">
+      <w:start w:val="1"/>
+      <w:numFmt w:val="bullet"/>
+      <w:lvlText w:val=""/>
+      <w:lvlJc w:val="left"/>
+      <w:pPr>
+        <w:tabs>
+          <w:tab w:val="num" w:pos="5760"/>
+        </w:tabs>
+        <w:ind w:left="5760" w:hanging="360"/>
+      </w:pPr>
+      <w:rPr>
+        <w:rFonts w:ascii="Wingdings" w:hAnsi="Wingdings" w:hint="default"/>
+        <w:sz w:val="20"/>
+      </w:rPr>
+    </w:lvl>
+    <w:lvl w:ilvl="8" w:tentative="1">
+      <w:start w:val="1"/>
+      <w:numFmt w:val="bullet"/>
+      <w:lvlText w:val=""/>
+      <w:lvlJc w:val="left"/>
+      <w:pPr>
+        <w:tabs>
+          <w:tab w:val="num" w:pos="6480"/>
+        </w:tabs>
+        <w:ind w:left="6480" w:hanging="360"/>
+      </w:pPr>
+      <w:rPr>
+        <w:rFonts w:ascii="Wingdings" w:hAnsi="Wingdings" w:hint="default"/>
+        <w:sz w:val="20"/>
+      </w:rPr>
+    </w:lvl>
+  </w:abstractNum>
+  <w:abstractNum w:abstractNumId="12" w15:restartNumberingAfterBreak="0">
     <w:nsid w:val="35EE1804"/>
     <w:multiLevelType w:val="hybridMultilevel"/>
     <w:tmpl w:val="287C989C"/>
@@ -1516,7 +2796,7 @@
       </w:rPr>
     </w:lvl>
   </w:abstractNum>
-  <w:abstractNum w:abstractNumId="11" w15:restartNumberingAfterBreak="0">
+  <w:abstractNum w:abstractNumId="13" w15:restartNumberingAfterBreak="0">
     <w:nsid w:val="7152200F"/>
     <w:multiLevelType w:val="multilevel"/>
     <w:tmpl w:val="52B6A84A"/>
@@ -1696,10 +2976,16 @@
     <w:abstractNumId w:val="9"/>
   </w:num>
   <w:num w:numId="11" w16cid:durableId="1577082333">
-    <w:abstractNumId w:val="11"/>
+    <w:abstractNumId w:val="13"/>
   </w:num>
   <w:num w:numId="12" w16cid:durableId="48694393">
+    <w:abstractNumId w:val="12"/>
+  </w:num>
+  <w:num w:numId="13" w16cid:durableId="1638797777">
     <w:abstractNumId w:val="10"/>
+  </w:num>
+  <w:num w:numId="14" w16cid:durableId="352998373">
+    <w:abstractNumId w:val="11"/>
   </w:num>
 </w:numbering>
 </file>
@@ -2307,6 +3593,7 @@
   <w:style w:type="character" w:default="1" w:styleId="DefaultParagraphFont">
     <w:name w:val="Default Paragraph Font"/>
     <w:uiPriority w:val="1"/>
+    <w:semiHidden/>
     <w:unhideWhenUsed/>
   </w:style>
   <w:style w:type="table" w:default="1" w:styleId="TableNormal">
@@ -13082,6 +14369,65 @@
         <w:shd w:val="clear" w:color="auto" w:fill="FBCAA2" w:themeFill="accent6" w:themeFillTint="7F"/>
       </w:tcPr>
     </w:tblStylePr>
+  </w:style>
+  <w:style w:type="paragraph" w:styleId="NormalWeb">
+    <w:name w:val="Normal (Web)"/>
+    <w:basedOn w:val="Normal"/>
+    <w:uiPriority w:val="99"/>
+    <w:semiHidden/>
+    <w:unhideWhenUsed/>
+    <w:rsid w:val="00B11CF1"/>
+    <w:pPr>
+      <w:spacing w:before="100" w:beforeAutospacing="1" w:after="100" w:afterAutospacing="1" w:line="240" w:lineRule="auto"/>
+    </w:pPr>
+    <w:rPr>
+      <w:rFonts w:ascii="Times New Roman" w:eastAsia="Times New Roman" w:hAnsi="Times New Roman" w:cs="Times New Roman"/>
+      <w:sz w:val="24"/>
+      <w:szCs w:val="24"/>
+    </w:rPr>
+  </w:style>
+  <w:style w:type="character" w:styleId="Hyperlink">
+    <w:name w:val="Hyperlink"/>
+    <w:basedOn w:val="DefaultParagraphFont"/>
+    <w:uiPriority w:val="99"/>
+    <w:semiHidden/>
+    <w:unhideWhenUsed/>
+    <w:rsid w:val="00B11CF1"/>
+    <w:rPr>
+      <w:color w:val="0000FF"/>
+      <w:u w:val="single"/>
+    </w:rPr>
+  </w:style>
+  <w:style w:type="paragraph" w:customStyle="1" w:styleId="font-claude-response-body">
+    <w:name w:val="font-claude-response-body"/>
+    <w:basedOn w:val="Normal"/>
+    <w:rsid w:val="00713CE7"/>
+    <w:pPr>
+      <w:spacing w:before="100" w:beforeAutospacing="1" w:after="100" w:afterAutospacing="1" w:line="240" w:lineRule="auto"/>
+    </w:pPr>
+    <w:rPr>
+      <w:rFonts w:ascii="Times New Roman" w:eastAsia="Times New Roman" w:hAnsi="Times New Roman" w:cs="Times New Roman"/>
+      <w:sz w:val="24"/>
+      <w:szCs w:val="24"/>
+    </w:rPr>
+  </w:style>
+  <w:style w:type="paragraph" w:customStyle="1" w:styleId="whitespace-normal">
+    <w:name w:val="whitespace-normal"/>
+    <w:basedOn w:val="Normal"/>
+    <w:rsid w:val="00713CE7"/>
+    <w:pPr>
+      <w:spacing w:before="100" w:beforeAutospacing="1" w:after="100" w:afterAutospacing="1" w:line="240" w:lineRule="auto"/>
+    </w:pPr>
+    <w:rPr>
+      <w:rFonts w:ascii="Times New Roman" w:eastAsia="Times New Roman" w:hAnsi="Times New Roman" w:cs="Times New Roman"/>
+      <w:sz w:val="24"/>
+      <w:szCs w:val="24"/>
+    </w:rPr>
+  </w:style>
+  <w:style w:type="character" w:customStyle="1" w:styleId="apple-converted-space">
+    <w:name w:val="apple-converted-space"/>
+    <w:basedOn w:val="DefaultParagraphFont"/>
+    <w:rsid w:val="00713CE7"/>
   </w:style>
 </w:styles>
 </file>
